--- a/flow/20230914_vu_template/drafts/2024-04-g/13-СБ-___.docx
+++ b/flow/20230914_vu_template/drafts/2024-04-g/13-СБ-___.docx
@@ -6064,6 +6064,56 @@
           <w:rtl w:val="0"/>
         </w:rPr>
       </w:r>
+    </w:p>
+    <w:p>
+      <w:pPr>
+        <w:pStyle w:val="a"/>
+      </w:pPr>
+      <w:r>
+        <w:rPr>
+          <w:rFonts w:ascii="Times New Roman" w:hAnsi="Times New Roman"/>
+          <w:i/>
+          <w:color w:val="FF0000"/>
+          <w:sz w:val="24"/>
+        </w:rPr>
+        <w:t>Тропар (г. 4):</w:t>
+      </w:r>
+      <w:r>
+        <w:rPr>
+          <w:rFonts w:ascii="Times New Roman" w:hAnsi="Times New Roman"/>
+          <w:sz w:val="24"/>
+        </w:rPr>
+        <w:t xml:space="preserve"> I звичаїв апостолів причасником і їх намісником стався ти,* знайшов ти шлях, богонатхненний, як дійти до видіння.* Задля того слово істини справляючи,* і задля віри пострадав ти аж до крови, священномученику Артемоне</w:t>
+      </w:r>
+      <w:r>
+        <w:rPr>
+          <w:rFonts w:ascii="Times New Roman" w:hAnsi="Times New Roman"/>
+          <w:i/>
+          <w:sz w:val="24"/>
+        </w:rPr>
+        <w:t>,</w:t>
+      </w:r>
+      <w:r>
+        <w:rPr>
+          <w:rFonts w:ascii="Times New Roman" w:hAnsi="Times New Roman"/>
+          <w:i/>
+          <w:color w:val="FF0000"/>
+          <w:sz w:val="24"/>
+        </w:rPr>
+        <w:t xml:space="preserve"> </w:t>
+      </w:r>
+      <w:r>
+        <w:rPr>
+          <w:rFonts w:ascii="Times New Roman" w:hAnsi="Times New Roman"/>
+          <w:sz w:val="24"/>
+        </w:rPr>
+        <w:t>моли Христа Бога, щоб спаслися душі наші.</w:t>
+      </w:r>
+    </w:p>
+    <w:p>
+      <w:pPr>
+        <w:pStyle w:val="a"/>
+      </w:pPr>
     </w:p>
     <w:p>
       <w:pPr>
@@ -20016,6 +20066,56 @@
           <w:rtl w:val="0"/>
         </w:rPr>
       </w:r>
+    </w:p>
+    <w:p>
+      <w:pPr>
+        <w:pStyle w:val="a"/>
+      </w:pPr>
+      <w:r>
+        <w:rPr>
+          <w:rFonts w:ascii="Times New Roman" w:hAnsi="Times New Roman"/>
+          <w:i/>
+          <w:color w:val="FF0000"/>
+          <w:sz w:val="24"/>
+        </w:rPr>
+        <w:t>Тропар (г. 4):</w:t>
+      </w:r>
+      <w:r>
+        <w:rPr>
+          <w:rFonts w:ascii="Times New Roman" w:hAnsi="Times New Roman"/>
+          <w:sz w:val="24"/>
+        </w:rPr>
+        <w:t xml:space="preserve"> I звичаїв апостолів причасником і їх намісником стався ти,* знайшов ти шлях, богонатхненний, як дійти до видіння.* Задля того слово істини справляючи,* і задля віри пострадав ти аж до крови, священномученику Артемоне</w:t>
+      </w:r>
+      <w:r>
+        <w:rPr>
+          <w:rFonts w:ascii="Times New Roman" w:hAnsi="Times New Roman"/>
+          <w:i/>
+          <w:sz w:val="24"/>
+        </w:rPr>
+        <w:t>,</w:t>
+      </w:r>
+      <w:r>
+        <w:rPr>
+          <w:rFonts w:ascii="Times New Roman" w:hAnsi="Times New Roman"/>
+          <w:i/>
+          <w:color w:val="FF0000"/>
+          <w:sz w:val="24"/>
+        </w:rPr>
+        <w:t xml:space="preserve"> </w:t>
+      </w:r>
+      <w:r>
+        <w:rPr>
+          <w:rFonts w:ascii="Times New Roman" w:hAnsi="Times New Roman"/>
+          <w:sz w:val="24"/>
+        </w:rPr>
+        <w:t>моли Христа Бога, щоб спаслися душі наші.</w:t>
+      </w:r>
+    </w:p>
+    <w:p>
+      <w:pPr>
+        <w:pStyle w:val="a"/>
+      </w:pPr>
     </w:p>
     <w:p>
       <w:pPr>
